--- a/기획/절차적 맵 생성 규칙_초안_0112.docx
+++ b/기획/절차적 맵 생성 규칙_초안_0112.docx
@@ -1852,6 +1852,62 @@
           </w:p>
         </w:tc>
       </w:tr>
+      <w:tr>
+        <w:trPr>
+          <w:tblHeader/>
+        </w:trPr>
+        <w:tc>
+          <w:tcPr>
+            <w:tcW w:w="1606" w:type="dxa"/>
+            <w:shd w:val="clear" w:color="auto" w:fill="FFFFFF" w:themeFill="background1"/>
+            <w:vAlign w:val="center"/>
+          </w:tcPr>
+          <w:p>
+            <w:pPr>
+              <w:jc w:val="center"/>
+              <w:rPr>
+                <w:color w:val="000000" w:themeColor="text1"/>
+              </w:rPr>
+            </w:pPr>
+            <w:r>
+              <w:rPr>
+                <w:rFonts w:hint="eastAsia"/>
+                <w:color w:val="000000" w:themeColor="text1"/>
+              </w:rPr>
+              <w:t>판매기 개수</w:t>
+            </w:r>
+          </w:p>
+        </w:tc>
+        <w:tc>
+          <w:tcPr>
+            <w:tcW w:w="7320" w:type="dxa"/>
+            <w:gridSpan w:val="4"/>
+            <w:vAlign w:val="center"/>
+          </w:tcPr>
+          <w:p>
+            <w:pPr>
+              <w:jc w:val="center"/>
+              <w:rPr>
+                <w:color w:val="000000" w:themeColor="text1"/>
+              </w:rPr>
+            </w:pPr>
+            <w:r>
+              <w:rPr>
+                <w:rFonts w:hint="eastAsia"/>
+                <w:color w:val="000000" w:themeColor="text1"/>
+              </w:rPr>
+              <w:t>6</w:t>
+            </w:r>
+            <w:r>
+              <w:rPr>
+                <w:rFonts w:hint="eastAsia"/>
+                <w:color w:val="000000" w:themeColor="text1"/>
+              </w:rPr>
+              <w:t>개</w:t>
+            </w:r>
+          </w:p>
+        </w:tc>
+      </w:tr>
     </w:tbl>
     <w:bookmarkEnd w:id="1"/>
     <w:p>
@@ -2772,6 +2828,67 @@
           </w:p>
         </w:tc>
       </w:tr>
+      <w:tr>
+        <w:trPr>
+          <w:tblHeader/>
+        </w:trPr>
+        <w:tc>
+          <w:tcPr>
+            <w:tcW w:w="1606" w:type="dxa"/>
+            <w:tcBorders>
+              <w:top w:val="single" w:sz="4" w:space="0" w:color="auto"/>
+              <w:left w:val="single" w:sz="4" w:space="0" w:color="auto"/>
+              <w:bottom w:val="single" w:sz="4" w:space="0" w:color="auto"/>
+              <w:right w:val="single" w:sz="4" w:space="0" w:color="auto"/>
+            </w:tcBorders>
+            <w:shd w:val="clear" w:color="auto" w:fill="FFFFFF" w:themeFill="background1"/>
+            <w:vAlign w:val="center"/>
+          </w:tcPr>
+          <w:p>
+            <w:pPr>
+              <w:jc w:val="center"/>
+              <w:rPr>
+                <w:color w:val="000000" w:themeColor="text1"/>
+              </w:rPr>
+            </w:pPr>
+            <w:r>
+              <w:rPr>
+                <w:rFonts w:hint="eastAsia"/>
+                <w:color w:val="000000" w:themeColor="text1"/>
+              </w:rPr>
+              <w:t>판매기 개수</w:t>
+            </w:r>
+          </w:p>
+        </w:tc>
+        <w:tc>
+          <w:tcPr>
+            <w:tcW w:w="7320" w:type="dxa"/>
+            <w:gridSpan w:val="4"/>
+            <w:tcBorders>
+              <w:top w:val="single" w:sz="4" w:space="0" w:color="auto"/>
+              <w:left w:val="single" w:sz="4" w:space="0" w:color="auto"/>
+              <w:bottom w:val="single" w:sz="4" w:space="0" w:color="auto"/>
+              <w:right w:val="single" w:sz="4" w:space="0" w:color="auto"/>
+            </w:tcBorders>
+            <w:vAlign w:val="center"/>
+          </w:tcPr>
+          <w:p>
+            <w:pPr>
+              <w:jc w:val="center"/>
+              <w:rPr>
+                <w:color w:val="000000" w:themeColor="text1"/>
+              </w:rPr>
+            </w:pPr>
+            <w:r>
+              <w:rPr>
+                <w:rFonts w:hint="eastAsia"/>
+                <w:color w:val="000000" w:themeColor="text1"/>
+              </w:rPr>
+              <w:t>6개</w:t>
+            </w:r>
+          </w:p>
+        </w:tc>
+      </w:tr>
     </w:tbl>
     <w:p>
       <w:r>
@@ -2818,6 +2935,7 @@
                 <w:rFonts w:hint="eastAsia"/>
                 <w:color w:val="000000" w:themeColor="text1"/>
               </w:rPr>
+              <w:lastRenderedPageBreak/>
               <w:t>종류</w:t>
             </w:r>
           </w:p>
@@ -3550,6 +3668,55 @@
           </w:p>
         </w:tc>
       </w:tr>
+      <w:tr>
+        <w:trPr>
+          <w:tblHeader/>
+        </w:trPr>
+        <w:tc>
+          <w:tcPr>
+            <w:tcW w:w="1606" w:type="dxa"/>
+            <w:shd w:val="clear" w:color="auto" w:fill="FFFFFF" w:themeFill="background1"/>
+            <w:vAlign w:val="center"/>
+          </w:tcPr>
+          <w:p>
+            <w:pPr>
+              <w:jc w:val="center"/>
+              <w:rPr>
+                <w:color w:val="000000" w:themeColor="text1"/>
+              </w:rPr>
+            </w:pPr>
+            <w:r>
+              <w:rPr>
+                <w:rFonts w:hint="eastAsia"/>
+                <w:color w:val="000000" w:themeColor="text1"/>
+              </w:rPr>
+              <w:t>판매기 개수</w:t>
+            </w:r>
+          </w:p>
+        </w:tc>
+        <w:tc>
+          <w:tcPr>
+            <w:tcW w:w="7320" w:type="dxa"/>
+            <w:gridSpan w:val="4"/>
+            <w:vAlign w:val="center"/>
+          </w:tcPr>
+          <w:p>
+            <w:pPr>
+              <w:jc w:val="center"/>
+              <w:rPr>
+                <w:color w:val="000000" w:themeColor="text1"/>
+              </w:rPr>
+            </w:pPr>
+            <w:r>
+              <w:rPr>
+                <w:rFonts w:hint="eastAsia"/>
+                <w:color w:val="000000" w:themeColor="text1"/>
+              </w:rPr>
+              <w:t>5개</w:t>
+            </w:r>
+          </w:p>
+        </w:tc>
+      </w:tr>
     </w:tbl>
     <w:p/>
     <w:p>
@@ -3557,7 +3724,6 @@
         <w:rPr>
           <w:rFonts w:hint="eastAsia"/>
         </w:rPr>
-        <w:lastRenderedPageBreak/>
         <w:t>&lt;</w:t>
       </w:r>
       <w:r>
@@ -3628,11 +3794,6 @@
       </w:r>
     </w:p>
     <w:p>
-      <w:pPr>
-        <w:rPr>
-          <w:rFonts w:hint="eastAsia"/>
-        </w:rPr>
-      </w:pPr>
       <w:r>
         <w:rPr>
           <w:rFonts w:hint="eastAsia"/>
@@ -3847,13 +4008,7 @@
         </m:oMath>
       </m:oMathPara>
     </w:p>
-    <w:p>
-      <w:pPr>
-        <w:rPr>
-          <w:rFonts w:hint="eastAsia"/>
-        </w:rPr>
-      </w:pPr>
-    </w:p>
+    <w:p/>
     <w:sectPr>
       <w:pgSz w:w="11906" w:h="16838"/>
       <w:pgMar w:top="1701" w:right="1440" w:bottom="1440" w:left="1440" w:header="851" w:footer="992" w:gutter="0"/>

--- a/기획/절차적 맵 생성 규칙_초안_0112.docx
+++ b/기획/절차적 맵 생성 규칙_초안_0112.docx
@@ -1866,15 +1866,16 @@
             <w:pPr>
               <w:jc w:val="center"/>
               <w:rPr>
-                <w:color w:val="000000" w:themeColor="text1"/>
-              </w:rPr>
-            </w:pPr>
-            <w:r>
-              <w:rPr>
-                <w:rFonts w:hint="eastAsia"/>
-                <w:color w:val="000000" w:themeColor="text1"/>
-              </w:rPr>
-              <w:t>판매기 개수</w:t>
+                <w:rFonts w:hint="eastAsia"/>
+                <w:color w:val="000000" w:themeColor="text1"/>
+              </w:rPr>
+            </w:pPr>
+            <w:r>
+              <w:rPr>
+                <w:rFonts w:hint="eastAsia"/>
+                <w:color w:val="000000" w:themeColor="text1"/>
+              </w:rPr>
+              <w:t>판매기 금액 제한 범위</w:t>
             </w:r>
           </w:p>
         </w:tc>
@@ -1888,15 +1889,116 @@
             <w:pPr>
               <w:jc w:val="center"/>
               <w:rPr>
-                <w:color w:val="000000" w:themeColor="text1"/>
-              </w:rPr>
-            </w:pPr>
-            <w:r>
-              <w:rPr>
-                <w:rFonts w:hint="eastAsia"/>
-                <w:color w:val="000000" w:themeColor="text1"/>
-              </w:rPr>
-              <w:t>6</w:t>
+                <w:rFonts w:hint="eastAsia"/>
+                <w:color w:val="000000" w:themeColor="text1"/>
+              </w:rPr>
+            </w:pPr>
+            <w:r>
+              <w:rPr>
+                <w:rFonts w:hint="eastAsia"/>
+                <w:color w:val="000000" w:themeColor="text1"/>
+              </w:rPr>
+              <w:t>110~160</w:t>
+            </w:r>
+          </w:p>
+        </w:tc>
+      </w:tr>
+      <w:tr>
+        <w:trPr>
+          <w:tblHeader/>
+        </w:trPr>
+        <w:tc>
+          <w:tcPr>
+            <w:tcW w:w="1606" w:type="dxa"/>
+            <w:shd w:val="clear" w:color="auto" w:fill="FFFFFF" w:themeFill="background1"/>
+            <w:vAlign w:val="center"/>
+          </w:tcPr>
+          <w:p>
+            <w:pPr>
+              <w:jc w:val="center"/>
+              <w:rPr>
+                <w:color w:val="000000" w:themeColor="text1"/>
+              </w:rPr>
+            </w:pPr>
+            <w:r>
+              <w:rPr>
+                <w:rFonts w:hint="eastAsia"/>
+                <w:color w:val="000000" w:themeColor="text1"/>
+              </w:rPr>
+              <w:t>판매기 개수</w:t>
+            </w:r>
+          </w:p>
+        </w:tc>
+        <w:tc>
+          <w:tcPr>
+            <w:tcW w:w="7320" w:type="dxa"/>
+            <w:gridSpan w:val="4"/>
+            <w:vAlign w:val="center"/>
+          </w:tcPr>
+          <w:p>
+            <w:pPr>
+              <w:jc w:val="center"/>
+              <w:rPr>
+                <w:color w:val="000000" w:themeColor="text1"/>
+              </w:rPr>
+            </w:pPr>
+            <w:r>
+              <w:rPr>
+                <w:rFonts w:hint="eastAsia"/>
+                <w:color w:val="000000" w:themeColor="text1"/>
+              </w:rPr>
+              <w:t>6개</w:t>
+            </w:r>
+          </w:p>
+        </w:tc>
+      </w:tr>
+      <w:tr>
+        <w:trPr>
+          <w:tblHeader/>
+        </w:trPr>
+        <w:tc>
+          <w:tcPr>
+            <w:tcW w:w="1606" w:type="dxa"/>
+            <w:shd w:val="clear" w:color="auto" w:fill="FFFFFF" w:themeFill="background1"/>
+            <w:vAlign w:val="center"/>
+          </w:tcPr>
+          <w:p>
+            <w:pPr>
+              <w:jc w:val="center"/>
+              <w:rPr>
+                <w:rFonts w:hint="eastAsia"/>
+                <w:color w:val="000000" w:themeColor="text1"/>
+              </w:rPr>
+            </w:pPr>
+            <w:r>
+              <w:rPr>
+                <w:rFonts w:hint="eastAsia"/>
+                <w:color w:val="000000" w:themeColor="text1"/>
+              </w:rPr>
+              <w:t>특수 기믹 판매기 개수</w:t>
+            </w:r>
+          </w:p>
+        </w:tc>
+        <w:tc>
+          <w:tcPr>
+            <w:tcW w:w="7320" w:type="dxa"/>
+            <w:gridSpan w:val="4"/>
+            <w:vAlign w:val="center"/>
+          </w:tcPr>
+          <w:p>
+            <w:pPr>
+              <w:jc w:val="center"/>
+              <w:rPr>
+                <w:rFonts w:hint="eastAsia"/>
+                <w:color w:val="000000" w:themeColor="text1"/>
+              </w:rPr>
+            </w:pPr>
+            <w:r>
+              <w:rPr>
+                <w:rFonts w:hint="eastAsia"/>
+                <w:color w:val="000000" w:themeColor="text1"/>
+              </w:rPr>
+              <w:t>0</w:t>
             </w:r>
             <w:r>
               <w:rPr>
@@ -2848,15 +2950,16 @@
             <w:pPr>
               <w:jc w:val="center"/>
               <w:rPr>
-                <w:color w:val="000000" w:themeColor="text1"/>
-              </w:rPr>
-            </w:pPr>
-            <w:r>
-              <w:rPr>
-                <w:rFonts w:hint="eastAsia"/>
-                <w:color w:val="000000" w:themeColor="text1"/>
-              </w:rPr>
-              <w:t>판매기 개수</w:t>
+                <w:rFonts w:hint="eastAsia"/>
+                <w:color w:val="000000" w:themeColor="text1"/>
+              </w:rPr>
+            </w:pPr>
+            <w:r>
+              <w:rPr>
+                <w:rFonts w:hint="eastAsia"/>
+                <w:color w:val="000000" w:themeColor="text1"/>
+              </w:rPr>
+              <w:t>판매기 금액 제한 범위</w:t>
             </w:r>
           </w:p>
         </w:tc>
@@ -2876,6 +2979,68 @@
             <w:pPr>
               <w:jc w:val="center"/>
               <w:rPr>
+                <w:rFonts w:hint="eastAsia"/>
+                <w:color w:val="000000" w:themeColor="text1"/>
+              </w:rPr>
+            </w:pPr>
+            <w:r>
+              <w:rPr>
+                <w:rFonts w:hint="eastAsia"/>
+                <w:color w:val="000000" w:themeColor="text1"/>
+              </w:rPr>
+              <w:t>140~200</w:t>
+            </w:r>
+          </w:p>
+        </w:tc>
+      </w:tr>
+      <w:tr>
+        <w:trPr>
+          <w:tblHeader/>
+        </w:trPr>
+        <w:tc>
+          <w:tcPr>
+            <w:tcW w:w="1606" w:type="dxa"/>
+            <w:tcBorders>
+              <w:top w:val="single" w:sz="4" w:space="0" w:color="auto"/>
+              <w:left w:val="single" w:sz="4" w:space="0" w:color="auto"/>
+              <w:bottom w:val="single" w:sz="4" w:space="0" w:color="auto"/>
+              <w:right w:val="single" w:sz="4" w:space="0" w:color="auto"/>
+            </w:tcBorders>
+            <w:shd w:val="clear" w:color="auto" w:fill="FFFFFF" w:themeFill="background1"/>
+            <w:vAlign w:val="center"/>
+          </w:tcPr>
+          <w:p>
+            <w:pPr>
+              <w:jc w:val="center"/>
+              <w:rPr>
+                <w:color w:val="000000" w:themeColor="text1"/>
+              </w:rPr>
+            </w:pPr>
+            <w:r>
+              <w:rPr>
+                <w:rFonts w:hint="eastAsia"/>
+                <w:color w:val="000000" w:themeColor="text1"/>
+              </w:rPr>
+              <w:t>판매기 개수</w:t>
+            </w:r>
+          </w:p>
+        </w:tc>
+        <w:tc>
+          <w:tcPr>
+            <w:tcW w:w="7320" w:type="dxa"/>
+            <w:gridSpan w:val="4"/>
+            <w:tcBorders>
+              <w:top w:val="single" w:sz="4" w:space="0" w:color="auto"/>
+              <w:left w:val="single" w:sz="4" w:space="0" w:color="auto"/>
+              <w:bottom w:val="single" w:sz="4" w:space="0" w:color="auto"/>
+              <w:right w:val="single" w:sz="4" w:space="0" w:color="auto"/>
+            </w:tcBorders>
+            <w:vAlign w:val="center"/>
+          </w:tcPr>
+          <w:p>
+            <w:pPr>
+              <w:jc w:val="center"/>
+              <w:rPr>
                 <w:color w:val="000000" w:themeColor="text1"/>
               </w:rPr>
             </w:pPr>
@@ -2885,6 +3050,69 @@
                 <w:color w:val="000000" w:themeColor="text1"/>
               </w:rPr>
               <w:t>6개</w:t>
+            </w:r>
+          </w:p>
+        </w:tc>
+      </w:tr>
+      <w:tr>
+        <w:trPr>
+          <w:tblHeader/>
+        </w:trPr>
+        <w:tc>
+          <w:tcPr>
+            <w:tcW w:w="1606" w:type="dxa"/>
+            <w:tcBorders>
+              <w:top w:val="single" w:sz="4" w:space="0" w:color="auto"/>
+              <w:left w:val="single" w:sz="4" w:space="0" w:color="auto"/>
+              <w:bottom w:val="single" w:sz="4" w:space="0" w:color="auto"/>
+              <w:right w:val="single" w:sz="4" w:space="0" w:color="auto"/>
+            </w:tcBorders>
+            <w:shd w:val="clear" w:color="auto" w:fill="FFFFFF" w:themeFill="background1"/>
+            <w:vAlign w:val="center"/>
+          </w:tcPr>
+          <w:p>
+            <w:pPr>
+              <w:jc w:val="center"/>
+              <w:rPr>
+                <w:rFonts w:hint="eastAsia"/>
+                <w:color w:val="000000" w:themeColor="text1"/>
+              </w:rPr>
+            </w:pPr>
+            <w:r>
+              <w:rPr>
+                <w:rFonts w:hint="eastAsia"/>
+                <w:color w:val="000000" w:themeColor="text1"/>
+              </w:rPr>
+              <w:t>특수 기믹 판매기 개수</w:t>
+            </w:r>
+          </w:p>
+        </w:tc>
+        <w:tc>
+          <w:tcPr>
+            <w:tcW w:w="7320" w:type="dxa"/>
+            <w:gridSpan w:val="4"/>
+            <w:tcBorders>
+              <w:top w:val="single" w:sz="4" w:space="0" w:color="auto"/>
+              <w:left w:val="single" w:sz="4" w:space="0" w:color="auto"/>
+              <w:bottom w:val="single" w:sz="4" w:space="0" w:color="auto"/>
+              <w:right w:val="single" w:sz="4" w:space="0" w:color="auto"/>
+            </w:tcBorders>
+            <w:vAlign w:val="center"/>
+          </w:tcPr>
+          <w:p>
+            <w:pPr>
+              <w:jc w:val="center"/>
+              <w:rPr>
+                <w:rFonts w:hint="eastAsia"/>
+                <w:color w:val="000000" w:themeColor="text1"/>
+              </w:rPr>
+            </w:pPr>
+            <w:r>
+              <w:rPr>
+                <w:rFonts w:hint="eastAsia"/>
+                <w:color w:val="000000" w:themeColor="text1"/>
+              </w:rPr>
+              <w:t>1</w:t>
             </w:r>
           </w:p>
         </w:tc>
@@ -3682,15 +3910,16 @@
             <w:pPr>
               <w:jc w:val="center"/>
               <w:rPr>
-                <w:color w:val="000000" w:themeColor="text1"/>
-              </w:rPr>
-            </w:pPr>
-            <w:r>
-              <w:rPr>
-                <w:rFonts w:hint="eastAsia"/>
-                <w:color w:val="000000" w:themeColor="text1"/>
-              </w:rPr>
-              <w:t>판매기 개수</w:t>
+                <w:rFonts w:hint="eastAsia"/>
+                <w:color w:val="000000" w:themeColor="text1"/>
+              </w:rPr>
+            </w:pPr>
+            <w:r>
+              <w:rPr>
+                <w:rFonts w:hint="eastAsia"/>
+                <w:color w:val="000000" w:themeColor="text1"/>
+              </w:rPr>
+              <w:t>판매기 금액 제한 범위</w:t>
             </w:r>
           </w:p>
         </w:tc>
@@ -3704,6 +3933,77 @@
             <w:pPr>
               <w:jc w:val="center"/>
               <w:rPr>
+                <w:rFonts w:hint="eastAsia"/>
+                <w:color w:val="000000" w:themeColor="text1"/>
+              </w:rPr>
+            </w:pPr>
+            <w:r>
+              <w:rPr>
+                <w:rFonts w:hint="eastAsia"/>
+                <w:color w:val="000000" w:themeColor="text1"/>
+              </w:rPr>
+              <w:t>1</w:t>
+            </w:r>
+            <w:r>
+              <w:rPr>
+                <w:rFonts w:hint="eastAsia"/>
+                <w:color w:val="000000" w:themeColor="text1"/>
+              </w:rPr>
+              <w:t>50</w:t>
+            </w:r>
+            <w:r>
+              <w:rPr>
+                <w:rFonts w:hint="eastAsia"/>
+                <w:color w:val="000000" w:themeColor="text1"/>
+              </w:rPr>
+              <w:t>~2</w:t>
+            </w:r>
+            <w:r>
+              <w:rPr>
+                <w:rFonts w:hint="eastAsia"/>
+                <w:color w:val="000000" w:themeColor="text1"/>
+              </w:rPr>
+              <w:t>30</w:t>
+            </w:r>
+          </w:p>
+        </w:tc>
+      </w:tr>
+      <w:tr>
+        <w:trPr>
+          <w:tblHeader/>
+        </w:trPr>
+        <w:tc>
+          <w:tcPr>
+            <w:tcW w:w="1606" w:type="dxa"/>
+            <w:shd w:val="clear" w:color="auto" w:fill="FFFFFF" w:themeFill="background1"/>
+            <w:vAlign w:val="center"/>
+          </w:tcPr>
+          <w:p>
+            <w:pPr>
+              <w:jc w:val="center"/>
+              <w:rPr>
+                <w:color w:val="000000" w:themeColor="text1"/>
+              </w:rPr>
+            </w:pPr>
+            <w:r>
+              <w:rPr>
+                <w:rFonts w:hint="eastAsia"/>
+                <w:color w:val="000000" w:themeColor="text1"/>
+              </w:rPr>
+              <w:t>판매기 개수</w:t>
+            </w:r>
+          </w:p>
+        </w:tc>
+        <w:tc>
+          <w:tcPr>
+            <w:tcW w:w="7320" w:type="dxa"/>
+            <w:gridSpan w:val="4"/>
+            <w:vAlign w:val="center"/>
+          </w:tcPr>
+          <w:p>
+            <w:pPr>
+              <w:jc w:val="center"/>
+              <w:rPr>
                 <w:color w:val="000000" w:themeColor="text1"/>
               </w:rPr>
             </w:pPr>
@@ -3713,6 +4013,57 @@
                 <w:color w:val="000000" w:themeColor="text1"/>
               </w:rPr>
               <w:t>5개</w:t>
+            </w:r>
+          </w:p>
+        </w:tc>
+      </w:tr>
+      <w:tr>
+        <w:trPr>
+          <w:tblHeader/>
+        </w:trPr>
+        <w:tc>
+          <w:tcPr>
+            <w:tcW w:w="1606" w:type="dxa"/>
+            <w:shd w:val="clear" w:color="auto" w:fill="FFFFFF" w:themeFill="background1"/>
+            <w:vAlign w:val="center"/>
+          </w:tcPr>
+          <w:p>
+            <w:pPr>
+              <w:jc w:val="center"/>
+              <w:rPr>
+                <w:rFonts w:hint="eastAsia"/>
+                <w:color w:val="000000" w:themeColor="text1"/>
+              </w:rPr>
+            </w:pPr>
+            <w:r>
+              <w:rPr>
+                <w:rFonts w:hint="eastAsia"/>
+                <w:color w:val="000000" w:themeColor="text1"/>
+              </w:rPr>
+              <w:t>특수 기믹 판매기 개수</w:t>
+            </w:r>
+          </w:p>
+        </w:tc>
+        <w:tc>
+          <w:tcPr>
+            <w:tcW w:w="7320" w:type="dxa"/>
+            <w:gridSpan w:val="4"/>
+            <w:vAlign w:val="center"/>
+          </w:tcPr>
+          <w:p>
+            <w:pPr>
+              <w:jc w:val="center"/>
+              <w:rPr>
+                <w:rFonts w:hint="eastAsia"/>
+                <w:color w:val="000000" w:themeColor="text1"/>
+              </w:rPr>
+            </w:pPr>
+            <w:r>
+              <w:rPr>
+                <w:rFonts w:hint="eastAsia"/>
+                <w:color w:val="000000" w:themeColor="text1"/>
+              </w:rPr>
+              <w:t>2개</w:t>
             </w:r>
           </w:p>
         </w:tc>

--- a/기획/절차적 맵 생성 규칙_초안_0112.docx
+++ b/기획/절차적 맵 생성 규칙_초안_0112.docx
@@ -1866,7 +1866,6 @@
             <w:pPr>
               <w:jc w:val="center"/>
               <w:rPr>
-                <w:rFonts w:hint="eastAsia"/>
                 <w:color w:val="000000" w:themeColor="text1"/>
               </w:rPr>
             </w:pPr>
@@ -1889,7 +1888,6 @@
             <w:pPr>
               <w:jc w:val="center"/>
               <w:rPr>
-                <w:rFonts w:hint="eastAsia"/>
                 <w:color w:val="000000" w:themeColor="text1"/>
               </w:rPr>
             </w:pPr>
@@ -1966,7 +1964,6 @@
             <w:pPr>
               <w:jc w:val="center"/>
               <w:rPr>
-                <w:rFonts w:hint="eastAsia"/>
                 <w:color w:val="000000" w:themeColor="text1"/>
               </w:rPr>
             </w:pPr>
@@ -1989,7 +1986,6 @@
             <w:pPr>
               <w:jc w:val="center"/>
               <w:rPr>
-                <w:rFonts w:hint="eastAsia"/>
                 <w:color w:val="000000" w:themeColor="text1"/>
               </w:rPr>
             </w:pPr>
@@ -2006,6 +2002,57 @@
                 <w:color w:val="000000" w:themeColor="text1"/>
               </w:rPr>
               <w:t>개</w:t>
+            </w:r>
+          </w:p>
+        </w:tc>
+      </w:tr>
+      <w:tr>
+        <w:trPr>
+          <w:tblHeader/>
+        </w:trPr>
+        <w:tc>
+          <w:tcPr>
+            <w:tcW w:w="1606" w:type="dxa"/>
+            <w:shd w:val="clear" w:color="auto" w:fill="FFFFFF" w:themeFill="background1"/>
+            <w:vAlign w:val="center"/>
+          </w:tcPr>
+          <w:p>
+            <w:pPr>
+              <w:jc w:val="center"/>
+              <w:rPr>
+                <w:rFonts w:hint="eastAsia"/>
+                <w:color w:val="000000" w:themeColor="text1"/>
+              </w:rPr>
+            </w:pPr>
+            <w:r>
+              <w:rPr>
+                <w:rFonts w:hint="eastAsia"/>
+                <w:color w:val="000000" w:themeColor="text1"/>
+              </w:rPr>
+              <w:t>총 파워 레벨</w:t>
+            </w:r>
+          </w:p>
+        </w:tc>
+        <w:tc>
+          <w:tcPr>
+            <w:tcW w:w="7320" w:type="dxa"/>
+            <w:gridSpan w:val="4"/>
+            <w:vAlign w:val="center"/>
+          </w:tcPr>
+          <w:p>
+            <w:pPr>
+              <w:jc w:val="center"/>
+              <w:rPr>
+                <w:rFonts w:hint="eastAsia"/>
+                <w:color w:val="000000" w:themeColor="text1"/>
+              </w:rPr>
+            </w:pPr>
+            <w:r>
+              <w:rPr>
+                <w:rFonts w:hint="eastAsia"/>
+                <w:color w:val="000000" w:themeColor="text1"/>
+              </w:rPr>
+              <w:t>20</w:t>
             </w:r>
           </w:p>
         </w:tc>
@@ -2950,7 +2997,6 @@
             <w:pPr>
               <w:jc w:val="center"/>
               <w:rPr>
-                <w:rFonts w:hint="eastAsia"/>
                 <w:color w:val="000000" w:themeColor="text1"/>
               </w:rPr>
             </w:pPr>
@@ -2979,7 +3025,6 @@
             <w:pPr>
               <w:jc w:val="center"/>
               <w:rPr>
-                <w:rFonts w:hint="eastAsia"/>
                 <w:color w:val="000000" w:themeColor="text1"/>
               </w:rPr>
             </w:pPr>
@@ -3074,7 +3119,6 @@
             <w:pPr>
               <w:jc w:val="center"/>
               <w:rPr>
-                <w:rFonts w:hint="eastAsia"/>
                 <w:color w:val="000000" w:themeColor="text1"/>
               </w:rPr>
             </w:pPr>
@@ -3103,7 +3147,6 @@
             <w:pPr>
               <w:jc w:val="center"/>
               <w:rPr>
-                <w:rFonts w:hint="eastAsia"/>
                 <w:color w:val="000000" w:themeColor="text1"/>
               </w:rPr>
             </w:pPr>
@@ -3113,6 +3156,69 @@
                 <w:color w:val="000000" w:themeColor="text1"/>
               </w:rPr>
               <w:t>1</w:t>
+            </w:r>
+          </w:p>
+        </w:tc>
+      </w:tr>
+      <w:tr>
+        <w:trPr>
+          <w:tblHeader/>
+        </w:trPr>
+        <w:tc>
+          <w:tcPr>
+            <w:tcW w:w="1606" w:type="dxa"/>
+            <w:tcBorders>
+              <w:top w:val="single" w:sz="4" w:space="0" w:color="auto"/>
+              <w:left w:val="single" w:sz="4" w:space="0" w:color="auto"/>
+              <w:bottom w:val="single" w:sz="4" w:space="0" w:color="auto"/>
+              <w:right w:val="single" w:sz="4" w:space="0" w:color="auto"/>
+            </w:tcBorders>
+            <w:shd w:val="clear" w:color="auto" w:fill="FFFFFF" w:themeFill="background1"/>
+            <w:vAlign w:val="center"/>
+          </w:tcPr>
+          <w:p>
+            <w:pPr>
+              <w:jc w:val="center"/>
+              <w:rPr>
+                <w:rFonts w:hint="eastAsia"/>
+                <w:color w:val="000000" w:themeColor="text1"/>
+              </w:rPr>
+            </w:pPr>
+            <w:r>
+              <w:rPr>
+                <w:rFonts w:hint="eastAsia"/>
+                <w:color w:val="000000" w:themeColor="text1"/>
+              </w:rPr>
+              <w:t>총 파워 레벨</w:t>
+            </w:r>
+          </w:p>
+        </w:tc>
+        <w:tc>
+          <w:tcPr>
+            <w:tcW w:w="7320" w:type="dxa"/>
+            <w:gridSpan w:val="4"/>
+            <w:tcBorders>
+              <w:top w:val="single" w:sz="4" w:space="0" w:color="auto"/>
+              <w:left w:val="single" w:sz="4" w:space="0" w:color="auto"/>
+              <w:bottom w:val="single" w:sz="4" w:space="0" w:color="auto"/>
+              <w:right w:val="single" w:sz="4" w:space="0" w:color="auto"/>
+            </w:tcBorders>
+            <w:vAlign w:val="center"/>
+          </w:tcPr>
+          <w:p>
+            <w:pPr>
+              <w:jc w:val="center"/>
+              <w:rPr>
+                <w:rFonts w:hint="eastAsia"/>
+                <w:color w:val="000000" w:themeColor="text1"/>
+              </w:rPr>
+            </w:pPr>
+            <w:r>
+              <w:rPr>
+                <w:rFonts w:hint="eastAsia"/>
+                <w:color w:val="000000" w:themeColor="text1"/>
+              </w:rPr>
+              <w:t>32</w:t>
             </w:r>
           </w:p>
         </w:tc>
@@ -3123,6 +3229,7 @@
         <w:rPr>
           <w:rFonts w:hint="eastAsia"/>
         </w:rPr>
+        <w:lastRenderedPageBreak/>
         <w:t>- 난이도: 어려움</w:t>
       </w:r>
     </w:p>
@@ -3163,7 +3270,6 @@
                 <w:rFonts w:hint="eastAsia"/>
                 <w:color w:val="000000" w:themeColor="text1"/>
               </w:rPr>
-              <w:lastRenderedPageBreak/>
               <w:t>종류</w:t>
             </w:r>
           </w:p>
@@ -3910,7 +4016,6 @@
             <w:pPr>
               <w:jc w:val="center"/>
               <w:rPr>
-                <w:rFonts w:hint="eastAsia"/>
                 <w:color w:val="000000" w:themeColor="text1"/>
               </w:rPr>
             </w:pPr>
@@ -3933,7 +4038,6 @@
             <w:pPr>
               <w:jc w:val="center"/>
               <w:rPr>
-                <w:rFonts w:hint="eastAsia"/>
                 <w:color w:val="000000" w:themeColor="text1"/>
               </w:rPr>
             </w:pPr>
@@ -4031,7 +4135,6 @@
             <w:pPr>
               <w:jc w:val="center"/>
               <w:rPr>
-                <w:rFonts w:hint="eastAsia"/>
                 <w:color w:val="000000" w:themeColor="text1"/>
               </w:rPr>
             </w:pPr>
@@ -4054,7 +4157,6 @@
             <w:pPr>
               <w:jc w:val="center"/>
               <w:rPr>
-                <w:rFonts w:hint="eastAsia"/>
                 <w:color w:val="000000" w:themeColor="text1"/>
               </w:rPr>
             </w:pPr>
@@ -4064,6 +4166,57 @@
                 <w:color w:val="000000" w:themeColor="text1"/>
               </w:rPr>
               <w:t>2개</w:t>
+            </w:r>
+          </w:p>
+        </w:tc>
+      </w:tr>
+      <w:tr>
+        <w:trPr>
+          <w:tblHeader/>
+        </w:trPr>
+        <w:tc>
+          <w:tcPr>
+            <w:tcW w:w="1606" w:type="dxa"/>
+            <w:shd w:val="clear" w:color="auto" w:fill="FFFFFF" w:themeFill="background1"/>
+            <w:vAlign w:val="center"/>
+          </w:tcPr>
+          <w:p>
+            <w:pPr>
+              <w:jc w:val="center"/>
+              <w:rPr>
+                <w:rFonts w:hint="eastAsia"/>
+                <w:color w:val="000000" w:themeColor="text1"/>
+              </w:rPr>
+            </w:pPr>
+            <w:r>
+              <w:rPr>
+                <w:rFonts w:hint="eastAsia"/>
+                <w:color w:val="000000" w:themeColor="text1"/>
+              </w:rPr>
+              <w:t>총 파워 레벨</w:t>
+            </w:r>
+          </w:p>
+        </w:tc>
+        <w:tc>
+          <w:tcPr>
+            <w:tcW w:w="7320" w:type="dxa"/>
+            <w:gridSpan w:val="4"/>
+            <w:vAlign w:val="center"/>
+          </w:tcPr>
+          <w:p>
+            <w:pPr>
+              <w:jc w:val="center"/>
+              <w:rPr>
+                <w:rFonts w:hint="eastAsia"/>
+                <w:color w:val="000000" w:themeColor="text1"/>
+              </w:rPr>
+            </w:pPr>
+            <w:r>
+              <w:rPr>
+                <w:rFonts w:hint="eastAsia"/>
+                <w:color w:val="000000" w:themeColor="text1"/>
+              </w:rPr>
+              <w:t>40</w:t>
             </w:r>
           </w:p>
         </w:tc>

--- a/기획/절차적 맵 생성 규칙_초안_0112.docx
+++ b/기획/절차적 맵 생성 규칙_초안_0112.docx
@@ -2020,7 +2020,6 @@
             <w:pPr>
               <w:jc w:val="center"/>
               <w:rPr>
-                <w:rFonts w:hint="eastAsia"/>
                 <w:color w:val="000000" w:themeColor="text1"/>
               </w:rPr>
             </w:pPr>
@@ -2043,7 +2042,6 @@
             <w:pPr>
               <w:jc w:val="center"/>
               <w:rPr>
-                <w:rFonts w:hint="eastAsia"/>
                 <w:color w:val="000000" w:themeColor="text1"/>
               </w:rPr>
             </w:pPr>
@@ -2057,13 +2055,86 @@
           </w:p>
         </w:tc>
       </w:tr>
+      <w:tr>
+        <w:trPr>
+          <w:tblHeader/>
+        </w:trPr>
+        <w:tc>
+          <w:tcPr>
+            <w:tcW w:w="1606" w:type="dxa"/>
+            <w:shd w:val="clear" w:color="auto" w:fill="FFFFFF" w:themeFill="background1"/>
+            <w:vAlign w:val="center"/>
+          </w:tcPr>
+          <w:p>
+            <w:pPr>
+              <w:jc w:val="center"/>
+              <w:rPr>
+                <w:rFonts w:hint="eastAsia"/>
+                <w:color w:val="000000" w:themeColor="text1"/>
+              </w:rPr>
+            </w:pPr>
+            <w:r>
+              <w:rPr>
+                <w:rFonts w:hint="eastAsia"/>
+                <w:color w:val="000000" w:themeColor="text1"/>
+              </w:rPr>
+              <w:t>스크랩 생성 개수</w:t>
+            </w:r>
+          </w:p>
+        </w:tc>
+        <w:tc>
+          <w:tcPr>
+            <w:tcW w:w="7320" w:type="dxa"/>
+            <w:gridSpan w:val="4"/>
+            <w:vAlign w:val="center"/>
+          </w:tcPr>
+          <w:p>
+            <w:pPr>
+              <w:jc w:val="center"/>
+              <w:rPr>
+                <w:color w:val="000000" w:themeColor="text1"/>
+              </w:rPr>
+            </w:pPr>
+            <w:r>
+              <w:rPr>
+                <w:rFonts w:hint="eastAsia"/>
+                <w:color w:val="000000" w:themeColor="text1"/>
+              </w:rPr>
+              <w:t>13~16개</w:t>
+            </w:r>
+          </w:p>
+          <w:p>
+            <w:pPr>
+              <w:jc w:val="center"/>
+              <w:rPr>
+                <w:rFonts w:hint="eastAsia"/>
+                <w:color w:val="000000" w:themeColor="text1"/>
+              </w:rPr>
+            </w:pPr>
+            <w:r>
+              <w:rPr>
+                <w:rFonts w:hint="eastAsia"/>
+                <w:color w:val="000000" w:themeColor="text1"/>
+              </w:rPr>
+              <w:t>(랜덤)</w:t>
+            </w:r>
+          </w:p>
+        </w:tc>
+      </w:tr>
+      <w:bookmarkEnd w:id="1"/>
     </w:tbl>
-    <w:bookmarkEnd w:id="1"/>
+    <w:p/>
     <w:p>
       <w:r>
-        <w:rPr>
-          <w:rFonts w:hint="eastAsia"/>
-        </w:rPr>
+        <w:br w:type="page"/>
+      </w:r>
+    </w:p>
+    <w:p>
+      <w:r>
+        <w:rPr>
+          <w:rFonts w:hint="eastAsia"/>
+        </w:rPr>
+        <w:lastRenderedPageBreak/>
         <w:t xml:space="preserve">- 난이도: </w:t>
       </w:r>
       <w:r>
@@ -3180,7 +3251,6 @@
             <w:pPr>
               <w:jc w:val="center"/>
               <w:rPr>
-                <w:rFonts w:hint="eastAsia"/>
                 <w:color w:val="000000" w:themeColor="text1"/>
               </w:rPr>
             </w:pPr>
@@ -3209,7 +3279,6 @@
             <w:pPr>
               <w:jc w:val="center"/>
               <w:rPr>
-                <w:rFonts w:hint="eastAsia"/>
                 <w:color w:val="000000" w:themeColor="text1"/>
               </w:rPr>
             </w:pPr>
@@ -3219,11 +3288,102 @@
                 <w:color w:val="000000" w:themeColor="text1"/>
               </w:rPr>
               <w:t>32</w:t>
+            </w:r>
+          </w:p>
+        </w:tc>
+      </w:tr>
+      <w:tr>
+        <w:trPr>
+          <w:tblHeader/>
+        </w:trPr>
+        <w:tc>
+          <w:tcPr>
+            <w:tcW w:w="1606" w:type="dxa"/>
+            <w:tcBorders>
+              <w:top w:val="single" w:sz="4" w:space="0" w:color="auto"/>
+              <w:left w:val="single" w:sz="4" w:space="0" w:color="auto"/>
+              <w:bottom w:val="single" w:sz="4" w:space="0" w:color="auto"/>
+              <w:right w:val="single" w:sz="4" w:space="0" w:color="auto"/>
+            </w:tcBorders>
+            <w:shd w:val="clear" w:color="auto" w:fill="FFFFFF" w:themeFill="background1"/>
+            <w:vAlign w:val="center"/>
+          </w:tcPr>
+          <w:p>
+            <w:pPr>
+              <w:jc w:val="center"/>
+              <w:rPr>
+                <w:rFonts w:hint="eastAsia"/>
+                <w:color w:val="000000" w:themeColor="text1"/>
+              </w:rPr>
+            </w:pPr>
+            <w:r>
+              <w:rPr>
+                <w:rFonts w:hint="eastAsia"/>
+                <w:color w:val="000000" w:themeColor="text1"/>
+              </w:rPr>
+              <w:t>스크랩 생성 개수</w:t>
+            </w:r>
+          </w:p>
+        </w:tc>
+        <w:tc>
+          <w:tcPr>
+            <w:tcW w:w="7320" w:type="dxa"/>
+            <w:gridSpan w:val="4"/>
+            <w:tcBorders>
+              <w:top w:val="single" w:sz="4" w:space="0" w:color="auto"/>
+              <w:left w:val="single" w:sz="4" w:space="0" w:color="auto"/>
+              <w:bottom w:val="single" w:sz="4" w:space="0" w:color="auto"/>
+              <w:right w:val="single" w:sz="4" w:space="0" w:color="auto"/>
+            </w:tcBorders>
+            <w:vAlign w:val="center"/>
+          </w:tcPr>
+          <w:p>
+            <w:pPr>
+              <w:jc w:val="center"/>
+              <w:rPr>
+                <w:color w:val="000000" w:themeColor="text1"/>
+              </w:rPr>
+            </w:pPr>
+            <w:r>
+              <w:rPr>
+                <w:rFonts w:hint="eastAsia"/>
+                <w:color w:val="000000" w:themeColor="text1"/>
+              </w:rPr>
+              <w:t>18~25</w:t>
+            </w:r>
+            <w:r>
+              <w:rPr>
+                <w:rFonts w:hint="eastAsia"/>
+                <w:color w:val="000000" w:themeColor="text1"/>
+              </w:rPr>
+              <w:t>개</w:t>
+            </w:r>
+          </w:p>
+          <w:p>
+            <w:pPr>
+              <w:jc w:val="center"/>
+              <w:rPr>
+                <w:rFonts w:hint="eastAsia"/>
+                <w:color w:val="000000" w:themeColor="text1"/>
+              </w:rPr>
+            </w:pPr>
+            <w:r>
+              <w:rPr>
+                <w:rFonts w:hint="eastAsia"/>
+                <w:color w:val="000000" w:themeColor="text1"/>
+              </w:rPr>
+              <w:t>(랜덤)</w:t>
             </w:r>
           </w:p>
         </w:tc>
       </w:tr>
     </w:tbl>
+    <w:p/>
+    <w:p>
+      <w:r>
+        <w:br w:type="page"/>
+      </w:r>
+    </w:p>
     <w:p>
       <w:r>
         <w:rPr>
@@ -4184,7 +4344,6 @@
             <w:pPr>
               <w:jc w:val="center"/>
               <w:rPr>
-                <w:rFonts w:hint="eastAsia"/>
                 <w:color w:val="000000" w:themeColor="text1"/>
               </w:rPr>
             </w:pPr>
@@ -4207,7 +4366,6 @@
             <w:pPr>
               <w:jc w:val="center"/>
               <w:rPr>
-                <w:rFonts w:hint="eastAsia"/>
                 <w:color w:val="000000" w:themeColor="text1"/>
               </w:rPr>
             </w:pPr>
@@ -4217,6 +4375,79 @@
                 <w:color w:val="000000" w:themeColor="text1"/>
               </w:rPr>
               <w:t>40</w:t>
+            </w:r>
+          </w:p>
+        </w:tc>
+      </w:tr>
+      <w:tr>
+        <w:trPr>
+          <w:tblHeader/>
+        </w:trPr>
+        <w:tc>
+          <w:tcPr>
+            <w:tcW w:w="1606" w:type="dxa"/>
+            <w:shd w:val="clear" w:color="auto" w:fill="FFFFFF" w:themeFill="background1"/>
+            <w:vAlign w:val="center"/>
+          </w:tcPr>
+          <w:p>
+            <w:pPr>
+              <w:jc w:val="center"/>
+              <w:rPr>
+                <w:rFonts w:hint="eastAsia"/>
+                <w:color w:val="000000" w:themeColor="text1"/>
+              </w:rPr>
+            </w:pPr>
+            <w:r>
+              <w:rPr>
+                <w:rFonts w:hint="eastAsia"/>
+                <w:color w:val="000000" w:themeColor="text1"/>
+              </w:rPr>
+              <w:t>스크랩 생성 개수</w:t>
+            </w:r>
+          </w:p>
+        </w:tc>
+        <w:tc>
+          <w:tcPr>
+            <w:tcW w:w="7320" w:type="dxa"/>
+            <w:gridSpan w:val="4"/>
+            <w:vAlign w:val="center"/>
+          </w:tcPr>
+          <w:p>
+            <w:pPr>
+              <w:jc w:val="center"/>
+              <w:rPr>
+                <w:color w:val="000000" w:themeColor="text1"/>
+              </w:rPr>
+            </w:pPr>
+            <w:r>
+              <w:rPr>
+                <w:rFonts w:hint="eastAsia"/>
+                <w:color w:val="000000" w:themeColor="text1"/>
+              </w:rPr>
+              <w:t>26~30</w:t>
+            </w:r>
+            <w:r>
+              <w:rPr>
+                <w:rFonts w:hint="eastAsia"/>
+                <w:color w:val="000000" w:themeColor="text1"/>
+              </w:rPr>
+              <w:t>개</w:t>
+            </w:r>
+          </w:p>
+          <w:p>
+            <w:pPr>
+              <w:jc w:val="center"/>
+              <w:rPr>
+                <w:rFonts w:hint="eastAsia"/>
+                <w:color w:val="000000" w:themeColor="text1"/>
+              </w:rPr>
+            </w:pPr>
+            <w:r>
+              <w:rPr>
+                <w:rFonts w:hint="eastAsia"/>
+                <w:color w:val="000000" w:themeColor="text1"/>
+              </w:rPr>
+              <w:t>(랜덤)</w:t>
             </w:r>
           </w:p>
         </w:tc>
